--- a/PROYECTO_CIGARS_CUBA_2027/04_CUBA_LEGAL/Manufacturer Due Diligence.docx
+++ b/PROYECTO_CIGARS_CUBA_2027/04_CUBA_LEGAL/Manufacturer Due Diligence.docx
@@ -439,7 +439,7 @@
         <w:pStyle w:val="Compact"/>
       </w:pPr>
       <w:r>
-        <w:t xml:space="preserve">★ ¿Acepta que la marca FOLIO, sus diseños y la ficha técnica sean propiedad exclusiva de la sociedad española, registrados a su nombre en Cuba (OCPI) y en el extranjero?</w:t>
+        <w:t xml:space="preserve">★ ¿Acepta que la marca ARNALDO, sus diseños y la ficha técnica sean propiedad exclusiva de la sociedad española, registrados a su nombre en Cuba (OCPI) y en el extranjero?</w:t>
       </w:r>
     </w:p>
     <w:p>
@@ -603,7 +603,7 @@
         <w:pStyle w:val="Compact"/>
       </w:pPr>
       <w:r>
-        <w:t xml:space="preserve">★ ¿Es el Sr./Sra. [nombre del torcedor] trabajador de la entidad? ¿Autoriza la entidad su participación como colaborador técnico en el desarrollo de FOLIO?</w:t>
+        <w:t xml:space="preserve">★ ¿Es el Sr./Sra. Arnaldo [apellido] trabajador de la entidad? ¿Autoriza la entidad su participación como colaborador técnico en el desarrollo de ARNALDO?</w:t>
       </w:r>
     </w:p>
     <w:p>

--- a/PROYECTO_CIGARS_CUBA_2027/04_CUBA_LEGAL/Manufacturer Due Diligence.docx
+++ b/PROYECTO_CIGARS_CUBA_2027/04_CUBA_LEGAL/Manufacturer Due Diligence.docx
@@ -439,7 +439,7 @@
         <w:pStyle w:val="Compact"/>
       </w:pPr>
       <w:r>
-        <w:t xml:space="preserve">★ ¿Acepta que la marca ARNALDO, sus diseños y la ficha técnica sean propiedad exclusiva de la sociedad española, registrados a su nombre en Cuba (OCPI) y en el extranjero?</w:t>
+        <w:t xml:space="preserve">★ ¿Acepta que la marca ARNALDO VALLÉS, sus diseños y la ficha técnica sean propiedad exclusiva de la sociedad española, registrados a su nombre en Cuba (OCPI) y en el extranjero?</w:t>
       </w:r>
     </w:p>
     <w:p>
@@ -603,7 +603,7 @@
         <w:pStyle w:val="Compact"/>
       </w:pPr>
       <w:r>
-        <w:t xml:space="preserve">★ ¿Es el Sr./Sra. Arnaldo [apellido] trabajador de la entidad? ¿Autoriza la entidad su participación como colaborador técnico en el desarrollo de ARNALDO?</w:t>
+        <w:t xml:space="preserve">★ ¿Es el Sr. Arnaldo Vallés trabajador de la entidad? ¿Autoriza la entidad su participación como colaborador técnico en el desarrollo de ARNALDO VALLÉS?</w:t>
       </w:r>
     </w:p>
     <w:p>
